--- a/FernandoAlmada_Resume.docx
+++ b/FernandoAlmada_Resume.docx
@@ -785,7 +785,7 @@
           <w:szCs w:val="20"/>
           <w:rtl w:val="0"/>
         </w:rPr>
-        <w:t xml:space="preserve">Azure Synapse, ADF, SQL Server, DataBricks, LogAnalytics,Grafana OpsGenie, GitHub, Azure DevOps, ETL  </w:t>
+        <w:t xml:space="preserve">Azure Synapse, ADF, SQL Server, DataBricks, LogAnalytics,Grafana, Copilot, GitHub, Azure DevOps. </w:t>
       </w:r>
     </w:p>
     <w:p>
@@ -828,24 +828,24 @@
           <w:szCs w:val="20"/>
           <w:rtl w:val="0"/>
         </w:rPr>
-        <w:t xml:space="preserve">Maintenance  and troubleshooting of data workflow pipelines for front-end applications. </w:t>
-      </w:r>
-    </w:p>
-    <w:p>
-      <w:pPr>
-        <w:spacing w:after="0" w:lineRule="auto"/>
-        <w:rPr>
-          <w:sz w:val="20"/>
-          <w:szCs w:val="20"/>
-        </w:rPr>
-      </w:pPr>
-      <w:r>
-        <w:rPr>
-          <w:sz w:val="20"/>
-          <w:szCs w:val="20"/>
-          <w:rtl w:val="0"/>
-        </w:rPr>
-        <w:t xml:space="preserve">Design solutions for data warehouse, Data Lakes, Databricks, Automation, Azure SQL Server migrations.  </w:t>
+        <w:t xml:space="preserve">Maintenance and troubleshooting of data workflow pipelines for front-end applications. </w:t>
+      </w:r>
+    </w:p>
+    <w:p>
+      <w:pPr>
+        <w:spacing w:after="0" w:lineRule="auto"/>
+        <w:rPr>
+          <w:sz w:val="20"/>
+          <w:szCs w:val="20"/>
+        </w:rPr>
+      </w:pPr>
+      <w:r>
+        <w:rPr>
+          <w:sz w:val="20"/>
+          <w:szCs w:val="20"/>
+          <w:rtl w:val="0"/>
+        </w:rPr>
+        <w:t xml:space="preserve">Design solutions reinforced with Prompt Engineering  for Data Warehouse, Data Lakes, Databricks, Automation, Azure SQL Server migrations.  </w:t>
       </w:r>
     </w:p>
     <w:p>
@@ -1178,14 +1178,6 @@
       </w:pPr>
       <w:r>
         <w:rPr>
-          <w:sz w:val="20"/>
-          <w:szCs w:val="20"/>
-          <w:rtl w:val="0"/>
-        </w:rPr>
-        <w:t xml:space="preserve"> </w:t>
-      </w:r>
-      <w:r>
-        <w:rPr>
           <w:rtl w:val="0"/>
         </w:rPr>
       </w:r>
@@ -2139,6 +2131,20 @@
           <w:rtl w:val="0"/>
         </w:rPr>
         <w:t xml:space="preserve"> </w:t>
+      </w:r>
+    </w:p>
+    <w:p>
+      <w:pPr>
+        <w:spacing w:after="0" w:lineRule="auto"/>
+        <w:rPr>
+          <w:sz w:val="20"/>
+          <w:szCs w:val="20"/>
+        </w:rPr>
+      </w:pPr>
+      <w:r>
+        <w:rPr>
+          <w:rtl w:val="0"/>
+        </w:rPr>
       </w:r>
     </w:p>
     <w:p>
